--- a/Selenium_WebDriver/reports/Specialty_Test_Report.docx
+++ b/Selenium_WebDriver/reports/Specialty_Test_Report.docx
@@ -28,7 +28,7 @@
           <w:color w:val="000000"/>
           <w:sz w:val="26"/>
         </w:rPr>
-        <w:t>Thời gian tạo báo cáo: 07/09/2026 19:12:19</w:t>
+        <w:t>Thời gian tạo báo cáo: 14/09/2026 19:39:35</w:t>
       </w:r>
     </w:p>
     <w:p/>
@@ -410,7 +410,7 @@
                 <w:color w:val="000000"/>
                 <w:sz w:val="26"/>
               </w:rPr>
-              <w:t>07/09/2026 19:10:16</w:t>
+              <w:t>14/09/2026 19:37:29</w:t>
             </w:r>
           </w:p>
         </w:tc>
@@ -425,7 +425,7 @@
                 <w:color w:val="000000"/>
                 <w:sz w:val="26"/>
               </w:rPr>
-              <w:t>4.16</w:t>
+              <w:t>4.10</w:t>
             </w:r>
           </w:p>
         </w:tc>
@@ -500,7 +500,7 @@
                 <w:color w:val="000000"/>
                 <w:sz w:val="26"/>
               </w:rPr>
-              <w:t>07/09/2026 19:10:23</w:t>
+              <w:t>14/09/2026 19:37:36</w:t>
             </w:r>
           </w:p>
         </w:tc>
@@ -515,7 +515,7 @@
                 <w:color w:val="000000"/>
                 <w:sz w:val="26"/>
               </w:rPr>
-              <w:t>4.02</w:t>
+              <w:t>4.05</w:t>
             </w:r>
           </w:p>
         </w:tc>
@@ -590,7 +590,7 @@
                 <w:color w:val="000000"/>
                 <w:sz w:val="26"/>
               </w:rPr>
-              <w:t>07/09/2026 19:10:33</w:t>
+              <w:t>14/09/2026 19:37:46</w:t>
             </w:r>
           </w:p>
         </w:tc>
@@ -605,7 +605,7 @@
                 <w:color w:val="000000"/>
                 <w:sz w:val="26"/>
               </w:rPr>
-              <w:t>7.14</w:t>
+              <w:t>7.13</w:t>
             </w:r>
           </w:p>
         </w:tc>
@@ -680,7 +680,7 @@
                 <w:color w:val="000000"/>
                 <w:sz w:val="26"/>
               </w:rPr>
-              <w:t>07/09/2026 19:10:43</w:t>
+              <w:t>14/09/2026 19:37:57</w:t>
             </w:r>
           </w:p>
         </w:tc>
@@ -695,7 +695,7 @@
                 <w:color w:val="000000"/>
                 <w:sz w:val="26"/>
               </w:rPr>
-              <w:t>6.94</w:t>
+              <w:t>6.96</w:t>
             </w:r>
           </w:p>
         </w:tc>
@@ -770,7 +770,7 @@
                 <w:color w:val="000000"/>
                 <w:sz w:val="26"/>
               </w:rPr>
-              <w:t>07/09/2026 19:10:51</w:t>
+              <w:t>14/09/2026 19:38:04</w:t>
             </w:r>
           </w:p>
         </w:tc>
@@ -785,7 +785,7 @@
                 <w:color w:val="000000"/>
                 <w:sz w:val="26"/>
               </w:rPr>
-              <w:t>4.05</w:t>
+              <w:t>3.99</w:t>
             </w:r>
           </w:p>
         </w:tc>
@@ -996,7 +996,7 @@
                 <w:color w:val="000000"/>
                 <w:sz w:val="26"/>
               </w:rPr>
-              <w:t>07/09/2026 19:10:15</w:t>
+              <w:t>14/09/2026 19:37:28</w:t>
             </w:r>
           </w:p>
         </w:tc>
@@ -1087,7 +1087,7 @@
                 <w:color w:val="000000"/>
                 <w:sz w:val="26"/>
               </w:rPr>
-              <w:t>07/09/2026 19:10:15</w:t>
+              <w:t>14/09/2026 19:37:29</w:t>
             </w:r>
           </w:p>
         </w:tc>
@@ -1179,7 +1179,7 @@
                 <w:color w:val="000000"/>
                 <w:sz w:val="26"/>
               </w:rPr>
-              <w:t>07/09/2026 19:10:15</w:t>
+              <w:t>14/09/2026 19:37:29</w:t>
             </w:r>
           </w:p>
         </w:tc>
@@ -1270,7 +1270,7 @@
                 <w:color w:val="000000"/>
                 <w:sz w:val="26"/>
               </w:rPr>
-              <w:t>07/09/2026 19:10:16</w:t>
+              <w:t>14/09/2026 19:37:29</w:t>
             </w:r>
           </w:p>
         </w:tc>
@@ -1362,7 +1362,7 @@
                 <w:color w:val="000000"/>
                 <w:sz w:val="26"/>
               </w:rPr>
-              <w:t>07/09/2026 19:10:23</w:t>
+              <w:t>14/09/2026 19:37:36</w:t>
             </w:r>
           </w:p>
         </w:tc>
@@ -1453,7 +1453,7 @@
                 <w:color w:val="000000"/>
                 <w:sz w:val="26"/>
               </w:rPr>
-              <w:t>07/09/2026 19:10:23</w:t>
+              <w:t>14/09/2026 19:37:36</w:t>
             </w:r>
           </w:p>
         </w:tc>
@@ -1544,7 +1544,7 @@
                 <w:color w:val="000000"/>
                 <w:sz w:val="26"/>
               </w:rPr>
-              <w:t>07/09/2026 19:10:23</w:t>
+              <w:t>14/09/2026 19:37:36</w:t>
             </w:r>
           </w:p>
         </w:tc>
@@ -1635,7 +1635,7 @@
                 <w:color w:val="000000"/>
                 <w:sz w:val="26"/>
               </w:rPr>
-              <w:t>07/09/2026 19:10:23</w:t>
+              <w:t>14/09/2026 19:37:36</w:t>
             </w:r>
           </w:p>
         </w:tc>
@@ -1727,7 +1727,7 @@
                 <w:color w:val="000000"/>
                 <w:sz w:val="26"/>
               </w:rPr>
-              <w:t>07/09/2026 19:10:30</w:t>
+              <w:t>14/09/2026 19:37:43</w:t>
             </w:r>
           </w:p>
         </w:tc>
@@ -1818,7 +1818,7 @@
                 <w:color w:val="000000"/>
                 <w:sz w:val="26"/>
               </w:rPr>
-              <w:t>07/09/2026 19:10:30</w:t>
+              <w:t>14/09/2026 19:37:43</w:t>
             </w:r>
           </w:p>
         </w:tc>
@@ -1909,7 +1909,7 @@
                 <w:color w:val="000000"/>
                 <w:sz w:val="26"/>
               </w:rPr>
-              <w:t>07/09/2026 19:10:30</w:t>
+              <w:t>14/09/2026 19:37:43</w:t>
             </w:r>
           </w:p>
         </w:tc>
@@ -2000,7 +2000,7 @@
                 <w:color w:val="000000"/>
                 <w:sz w:val="26"/>
               </w:rPr>
-              <w:t>07/09/2026 19:10:33</w:t>
+              <w:t>14/09/2026 19:37:46</w:t>
             </w:r>
           </w:p>
         </w:tc>
@@ -2092,7 +2092,7 @@
                 <w:color w:val="000000"/>
                 <w:sz w:val="26"/>
               </w:rPr>
-              <w:t>07/09/2026 19:10:40</w:t>
+              <w:t>14/09/2026 19:37:53</w:t>
             </w:r>
           </w:p>
         </w:tc>
@@ -2183,7 +2183,7 @@
                 <w:color w:val="000000"/>
                 <w:sz w:val="26"/>
               </w:rPr>
-              <w:t>07/09/2026 19:10:40</w:t>
+              <w:t>14/09/2026 19:37:53</w:t>
             </w:r>
           </w:p>
         </w:tc>
@@ -2274,7 +2274,7 @@
                 <w:color w:val="000000"/>
                 <w:sz w:val="26"/>
               </w:rPr>
-              <w:t>07/09/2026 19:10:40</w:t>
+              <w:t>14/09/2026 19:37:53</w:t>
             </w:r>
           </w:p>
         </w:tc>
@@ -2365,7 +2365,7 @@
                 <w:color w:val="000000"/>
                 <w:sz w:val="26"/>
               </w:rPr>
-              <w:t>07/09/2026 19:10:40</w:t>
+              <w:t>14/09/2026 19:37:54</w:t>
             </w:r>
           </w:p>
         </w:tc>
@@ -2457,7 +2457,7 @@
                 <w:color w:val="000000"/>
                 <w:sz w:val="26"/>
               </w:rPr>
-              <w:t>07/09/2026 19:10:43</w:t>
+              <w:t>14/09/2026 19:37:57</w:t>
             </w:r>
           </w:p>
         </w:tc>
@@ -2549,7 +2549,7 @@
                 <w:color w:val="000000"/>
                 <w:sz w:val="26"/>
               </w:rPr>
-              <w:t>07/09/2026 19:10:51</w:t>
+              <w:t>14/09/2026 19:38:04</w:t>
             </w:r>
           </w:p>
         </w:tc>
@@ -2640,7 +2640,7 @@
                 <w:color w:val="000000"/>
                 <w:sz w:val="26"/>
               </w:rPr>
-              <w:t>07/09/2026 19:10:51</w:t>
+              <w:t>14/09/2026 19:38:04</w:t>
             </w:r>
           </w:p>
         </w:tc>
@@ -2731,7 +2731,7 @@
                 <w:color w:val="000000"/>
                 <w:sz w:val="26"/>
               </w:rPr>
-              <w:t>07/09/2026 19:10:51</w:t>
+              <w:t>14/09/2026 19:38:04</w:t>
             </w:r>
           </w:p>
         </w:tc>
@@ -2822,7 +2822,7 @@
                 <w:color w:val="000000"/>
                 <w:sz w:val="26"/>
               </w:rPr>
-              <w:t>07/09/2026 19:10:51</w:t>
+              <w:t>14/09/2026 19:38:04</w:t>
             </w:r>
           </w:p>
         </w:tc>
@@ -2914,7 +2914,7 @@
                 <w:color w:val="000000"/>
                 <w:sz w:val="26"/>
               </w:rPr>
-              <w:t>07/09/2026 19:10:51</w:t>
+              <w:t>14/09/2026 19:38:04</w:t>
             </w:r>
           </w:p>
         </w:tc>
